--- a/llama_test.docx
+++ b/llama_test.docx
@@ -41,7 +41,14 @@
       <w:r>
         <w:t>-size 4096 --host 127.0.0.1 --port 8080</w:t>
       </w:r>
+      <w:r>
+        <w:t xml:space="preserve"> </w:t>
+      </w:r>
+      <w:r>
+        <w:t>--reasoning-format none</w:t>
+      </w:r>
     </w:p>
+    <w:p/>
     <w:p/>
     <w:sectPr>
       <w:pgSz w:w="11906" w:h="16838"/>
@@ -969,6 +976,36 @@
       <w:spacing w:val="5"/>
     </w:rPr>
   </w:style>
+  <w:style w:type="paragraph" w:styleId="HTMLPreformatted">
+    <w:name w:val="HTML Preformatted"/>
+    <w:basedOn w:val="Normal"/>
+    <w:link w:val="HTMLPreformattedChar"/>
+    <w:uiPriority w:val="99"/>
+    <w:semiHidden/>
+    <w:unhideWhenUsed/>
+    <w:rsid w:val="009675FC"/>
+    <w:pPr>
+      <w:spacing w:after="0" w:line="240" w:lineRule="auto"/>
+    </w:pPr>
+    <w:rPr>
+      <w:rFonts w:ascii="Consolas" w:hAnsi="Consolas"/>
+      <w:sz w:val="20"/>
+      <w:szCs w:val="20"/>
+    </w:rPr>
+  </w:style>
+  <w:style w:type="character" w:customStyle="1" w:styleId="HTMLPreformattedChar">
+    <w:name w:val="HTML Preformatted Char"/>
+    <w:basedOn w:val="DefaultParagraphFont"/>
+    <w:link w:val="HTMLPreformatted"/>
+    <w:uiPriority w:val="99"/>
+    <w:semiHidden/>
+    <w:rsid w:val="009675FC"/>
+    <w:rPr>
+      <w:rFonts w:ascii="Consolas" w:hAnsi="Consolas"/>
+      <w:sz w:val="20"/>
+      <w:szCs w:val="20"/>
+    </w:rPr>
+  </w:style>
 </w:styles>
 </file>
 
